--- a/drafts/vu/2025-06-u/27-ПТ-Найсвятішого Серця-Миколая Чарнецького і 20 мчч.docx
+++ b/drafts/vu/2025-06-u/27-ПТ-Найсвятішого Серця-Миколая Чарнецького і 20 мчч.docx
@@ -8843,7 +8843,7 @@
           <w:color w:val="000000"/>
           <w:sz w:val="24"/>
         </w:rPr>
-        <w:t>Поми́луй нас, Го́споди, поми́луй нас, * бо, жо́дного оправда́ння не ма́ючи, * оцю́ Тобí моли́тву як Влади́ці ми, грíшні, прино́симо: Поми́луй нас.</w:t>
+        <w:t>Поми́луй нас, Го́споди, поми́луй нас,* бо, жо́дного оправда́ння не ма́ючи,* оцю́ Тобí моли́тву як Влади́ці ми, грíшні, прино́симо: Поми́луй нас.</w:t>
       </w:r>
     </w:p>
     <w:p>
@@ -13997,7 +13997,7 @@
           <w:color w:val="000000"/>
           <w:sz w:val="24"/>
         </w:rPr>
-        <w:t>Поми́луй нас, Го́споди, поми́луй нас, * бо, жо́дного оправда́ння не ма́ючи, * оцю́ Тобí моли́тву як Влади́ці ми, грíшні, прино́симо: Поми́луй нас.</w:t>
+        <w:t>Поми́луй нас, Го́споди, поми́луй нас,* бо, жо́дного оправда́ння не ма́ючи,* оцю́ Тобí моли́тву як Влади́ці ми, грíшні, прино́симо: Поми́луй нас.</w:t>
       </w:r>
       <w:r>
         <w:rPr>
@@ -20574,7 +20574,7 @@
           <w:color w:val="000000"/>
           <w:sz w:val="24"/>
         </w:rPr>
-        <w:t>Поми́луй нас, Го́споди, поми́луй нас, * бо, жо́дного оправда́ння не ма́ючи, * оцю́ Тобí моли́тву як Влади́ці ми, грíшні, прино́симо: Поми́луй нас.</w:t>
+        <w:t>Поми́луй нас, Го́споди, поми́луй нас,* бо, жо́дного оправда́ння не ма́ючи,* оцю́ Тобí моли́тву як Влади́ці ми, грíшні, прино́симо: Поми́луй нас.</w:t>
       </w:r>
     </w:p>
     <w:p>
